--- a/CF07_Primeiros_Clientes.docx
+++ b/CF07_Primeiros_Clientes.docx
@@ -109,7 +109,7 @@
               <w:bottom w:color="000000" w:space="0" w:sz="0" w:val="nil"/>
               <w:right w:color="000000" w:space="0" w:sz="0" w:val="nil"/>
             </w:tcBorders>
-            <w:shd w:fill="eeeeee" w:val="clear"/>
+            <w:shd w:fill="d6dfe7" w:val="clear"/>
             <w:tcMar>
               <w:top w:w="160.0" w:type="dxa"/>
               <w:left w:w="260.0" w:type="dxa"/>
@@ -326,7 +326,7 @@
               <w:bottom w:color="d8d8d8" w:space="0" w:sz="4" w:val="single"/>
               <w:right w:color="d8d8d8" w:space="0" w:sz="4" w:val="single"/>
             </w:tcBorders>
-            <w:shd w:fill="f7f7f7" w:val="clear"/>
+            <w:shd w:fill="dee8ef" w:val="clear"/>
             <w:tcMar>
               <w:top w:w="90.0" w:type="dxa"/>
               <w:left w:w="160.0" w:type="dxa"/>
@@ -441,7 +441,7 @@
               <w:bottom w:color="d8d8d8" w:space="0" w:sz="4" w:val="single"/>
               <w:right w:color="d8d8d8" w:space="0" w:sz="4" w:val="single"/>
             </w:tcBorders>
-            <w:shd w:fill="f7f7f7" w:val="clear"/>
+            <w:shd w:fill="dee8ef" w:val="clear"/>
             <w:tcMar>
               <w:top w:w="90.0" w:type="dxa"/>
               <w:left w:w="160.0" w:type="dxa"/>
@@ -556,7 +556,7 @@
               <w:bottom w:color="d8d8d8" w:space="0" w:sz="4" w:val="single"/>
               <w:right w:color="d8d8d8" w:space="0" w:sz="4" w:val="single"/>
             </w:tcBorders>
-            <w:shd w:fill="f7f7f7" w:val="clear"/>
+            <w:shd w:fill="dee8ef" w:val="clear"/>
             <w:tcMar>
               <w:top w:w="90.0" w:type="dxa"/>
               <w:left w:w="160.0" w:type="dxa"/>
@@ -935,123 +935,123 @@
               <w:bottom w:color="d8d8d8" w:space="0" w:sz="4" w:val="single"/>
               <w:right w:color="d8d8d8" w:space="0" w:sz="4" w:val="single"/>
             </w:tcBorders>
-            <w:shd w:fill="f5f5f5" w:val="clear"/>
-            <w:tcMar>
-              <w:top w:w="70.0" w:type="dxa"/>
-              <w:left w:w="100.0" w:type="dxa"/>
-              <w:bottom w:w="70.0" w:type="dxa"/>
-              <w:right w:w="70.0" w:type="dxa"/>
-            </w:tcMar>
-            <w:vAlign w:val="center"/>
-          </w:tcPr>
-          <w:p>
-            <w:pPr>
-              <w:spacing w:after="0" w:before="0" w:lineRule="auto"/>
-              <w:rPr/>
-            </w:pPr>
-            <w:r>
-              <w:rPr>
-                <w:rtl w:val="0"/>
-              </w:rPr>
-            </w:r>
-          </w:p>
-        </w:tc>
-        <w:tc>
-          <w:tcPr>
-            <w:tcBorders>
-              <w:top w:color="d8d8d8" w:space="0" w:sz="4" w:val="single"/>
-              <w:left w:color="d8d8d8" w:space="0" w:sz="4" w:val="single"/>
-              <w:bottom w:color="d8d8d8" w:space="0" w:sz="4" w:val="single"/>
-              <w:right w:color="d8d8d8" w:space="0" w:sz="4" w:val="single"/>
-            </w:tcBorders>
-            <w:shd w:fill="f5f5f5" w:val="clear"/>
-            <w:tcMar>
-              <w:top w:w="70.0" w:type="dxa"/>
-              <w:left w:w="100.0" w:type="dxa"/>
-              <w:bottom w:w="70.0" w:type="dxa"/>
-              <w:right w:w="70.0" w:type="dxa"/>
-            </w:tcMar>
-            <w:vAlign w:val="center"/>
-          </w:tcPr>
-          <w:p>
-            <w:pPr>
-              <w:spacing w:after="0" w:before="0" w:lineRule="auto"/>
-              <w:rPr/>
-            </w:pPr>
-            <w:r>
-              <w:rPr>
-                <w:rtl w:val="0"/>
-              </w:rPr>
-            </w:r>
-          </w:p>
-        </w:tc>
-        <w:tc>
-          <w:tcPr>
-            <w:tcBorders>
-              <w:top w:color="d8d8d8" w:space="0" w:sz="4" w:val="single"/>
-              <w:left w:color="d8d8d8" w:space="0" w:sz="4" w:val="single"/>
-              <w:bottom w:color="d8d8d8" w:space="0" w:sz="4" w:val="single"/>
-              <w:right w:color="d8d8d8" w:space="0" w:sz="4" w:val="single"/>
-            </w:tcBorders>
-            <w:shd w:fill="f5f5f5" w:val="clear"/>
-            <w:tcMar>
-              <w:top w:w="70.0" w:type="dxa"/>
-              <w:left w:w="100.0" w:type="dxa"/>
-              <w:bottom w:w="70.0" w:type="dxa"/>
-              <w:right w:w="70.0" w:type="dxa"/>
-            </w:tcMar>
-            <w:vAlign w:val="center"/>
-          </w:tcPr>
-          <w:p>
-            <w:pPr>
-              <w:spacing w:after="0" w:before="0" w:lineRule="auto"/>
-              <w:rPr/>
-            </w:pPr>
-            <w:r>
-              <w:rPr>
-                <w:rtl w:val="0"/>
-              </w:rPr>
-            </w:r>
-          </w:p>
-        </w:tc>
-        <w:tc>
-          <w:tcPr>
-            <w:tcBorders>
-              <w:top w:color="d8d8d8" w:space="0" w:sz="4" w:val="single"/>
-              <w:left w:color="d8d8d8" w:space="0" w:sz="4" w:val="single"/>
-              <w:bottom w:color="d8d8d8" w:space="0" w:sz="4" w:val="single"/>
-              <w:right w:color="d8d8d8" w:space="0" w:sz="4" w:val="single"/>
-            </w:tcBorders>
-            <w:shd w:fill="f5f5f5" w:val="clear"/>
-            <w:tcMar>
-              <w:top w:w="70.0" w:type="dxa"/>
-              <w:left w:w="100.0" w:type="dxa"/>
-              <w:bottom w:w="70.0" w:type="dxa"/>
-              <w:right w:w="70.0" w:type="dxa"/>
-            </w:tcMar>
-            <w:vAlign w:val="center"/>
-          </w:tcPr>
-          <w:p>
-            <w:pPr>
-              <w:spacing w:after="0" w:before="0" w:lineRule="auto"/>
-              <w:rPr/>
-            </w:pPr>
-            <w:r>
-              <w:rPr>
-                <w:rtl w:val="0"/>
-              </w:rPr>
-            </w:r>
-          </w:p>
-        </w:tc>
-        <w:tc>
-          <w:tcPr>
-            <w:tcBorders>
-              <w:top w:color="d8d8d8" w:space="0" w:sz="4" w:val="single"/>
-              <w:left w:color="d8d8d8" w:space="0" w:sz="4" w:val="single"/>
-              <w:bottom w:color="d8d8d8" w:space="0" w:sz="4" w:val="single"/>
-              <w:right w:color="d8d8d8" w:space="0" w:sz="4" w:val="single"/>
-            </w:tcBorders>
-            <w:shd w:fill="f5f5f5" w:val="clear"/>
+            <w:shd w:fill="dce6ed" w:val="clear"/>
+            <w:tcMar>
+              <w:top w:w="70.0" w:type="dxa"/>
+              <w:left w:w="100.0" w:type="dxa"/>
+              <w:bottom w:w="70.0" w:type="dxa"/>
+              <w:right w:w="70.0" w:type="dxa"/>
+            </w:tcMar>
+            <w:vAlign w:val="center"/>
+          </w:tcPr>
+          <w:p>
+            <w:pPr>
+              <w:spacing w:after="0" w:before="0" w:lineRule="auto"/>
+              <w:rPr/>
+            </w:pPr>
+            <w:r>
+              <w:rPr>
+                <w:rtl w:val="0"/>
+              </w:rPr>
+            </w:r>
+          </w:p>
+        </w:tc>
+        <w:tc>
+          <w:tcPr>
+            <w:tcBorders>
+              <w:top w:color="d8d8d8" w:space="0" w:sz="4" w:val="single"/>
+              <w:left w:color="d8d8d8" w:space="0" w:sz="4" w:val="single"/>
+              <w:bottom w:color="d8d8d8" w:space="0" w:sz="4" w:val="single"/>
+              <w:right w:color="d8d8d8" w:space="0" w:sz="4" w:val="single"/>
+            </w:tcBorders>
+            <w:shd w:fill="dce6ed" w:val="clear"/>
+            <w:tcMar>
+              <w:top w:w="70.0" w:type="dxa"/>
+              <w:left w:w="100.0" w:type="dxa"/>
+              <w:bottom w:w="70.0" w:type="dxa"/>
+              <w:right w:w="70.0" w:type="dxa"/>
+            </w:tcMar>
+            <w:vAlign w:val="center"/>
+          </w:tcPr>
+          <w:p>
+            <w:pPr>
+              <w:spacing w:after="0" w:before="0" w:lineRule="auto"/>
+              <w:rPr/>
+            </w:pPr>
+            <w:r>
+              <w:rPr>
+                <w:rtl w:val="0"/>
+              </w:rPr>
+            </w:r>
+          </w:p>
+        </w:tc>
+        <w:tc>
+          <w:tcPr>
+            <w:tcBorders>
+              <w:top w:color="d8d8d8" w:space="0" w:sz="4" w:val="single"/>
+              <w:left w:color="d8d8d8" w:space="0" w:sz="4" w:val="single"/>
+              <w:bottom w:color="d8d8d8" w:space="0" w:sz="4" w:val="single"/>
+              <w:right w:color="d8d8d8" w:space="0" w:sz="4" w:val="single"/>
+            </w:tcBorders>
+            <w:shd w:fill="dce6ed" w:val="clear"/>
+            <w:tcMar>
+              <w:top w:w="70.0" w:type="dxa"/>
+              <w:left w:w="100.0" w:type="dxa"/>
+              <w:bottom w:w="70.0" w:type="dxa"/>
+              <w:right w:w="70.0" w:type="dxa"/>
+            </w:tcMar>
+            <w:vAlign w:val="center"/>
+          </w:tcPr>
+          <w:p>
+            <w:pPr>
+              <w:spacing w:after="0" w:before="0" w:lineRule="auto"/>
+              <w:rPr/>
+            </w:pPr>
+            <w:r>
+              <w:rPr>
+                <w:rtl w:val="0"/>
+              </w:rPr>
+            </w:r>
+          </w:p>
+        </w:tc>
+        <w:tc>
+          <w:tcPr>
+            <w:tcBorders>
+              <w:top w:color="d8d8d8" w:space="0" w:sz="4" w:val="single"/>
+              <w:left w:color="d8d8d8" w:space="0" w:sz="4" w:val="single"/>
+              <w:bottom w:color="d8d8d8" w:space="0" w:sz="4" w:val="single"/>
+              <w:right w:color="d8d8d8" w:space="0" w:sz="4" w:val="single"/>
+            </w:tcBorders>
+            <w:shd w:fill="dce6ed" w:val="clear"/>
+            <w:tcMar>
+              <w:top w:w="70.0" w:type="dxa"/>
+              <w:left w:w="100.0" w:type="dxa"/>
+              <w:bottom w:w="70.0" w:type="dxa"/>
+              <w:right w:w="70.0" w:type="dxa"/>
+            </w:tcMar>
+            <w:vAlign w:val="center"/>
+          </w:tcPr>
+          <w:p>
+            <w:pPr>
+              <w:spacing w:after="0" w:before="0" w:lineRule="auto"/>
+              <w:rPr/>
+            </w:pPr>
+            <w:r>
+              <w:rPr>
+                <w:rtl w:val="0"/>
+              </w:rPr>
+            </w:r>
+          </w:p>
+        </w:tc>
+        <w:tc>
+          <w:tcPr>
+            <w:tcBorders>
+              <w:top w:color="d8d8d8" w:space="0" w:sz="4" w:val="single"/>
+              <w:left w:color="d8d8d8" w:space="0" w:sz="4" w:val="single"/>
+              <w:bottom w:color="d8d8d8" w:space="0" w:sz="4" w:val="single"/>
+              <w:right w:color="d8d8d8" w:space="0" w:sz="4" w:val="single"/>
+            </w:tcBorders>
+            <w:shd w:fill="dce6ed" w:val="clear"/>
             <w:tcMar>
               <w:top w:w="70.0" w:type="dxa"/>
               <w:left w:w="100.0" w:type="dxa"/>
@@ -1239,123 +1239,123 @@
               <w:bottom w:color="d8d8d8" w:space="0" w:sz="4" w:val="single"/>
               <w:right w:color="d8d8d8" w:space="0" w:sz="4" w:val="single"/>
             </w:tcBorders>
-            <w:shd w:fill="f5f5f5" w:val="clear"/>
-            <w:tcMar>
-              <w:top w:w="70.0" w:type="dxa"/>
-              <w:left w:w="100.0" w:type="dxa"/>
-              <w:bottom w:w="70.0" w:type="dxa"/>
-              <w:right w:w="70.0" w:type="dxa"/>
-            </w:tcMar>
-            <w:vAlign w:val="center"/>
-          </w:tcPr>
-          <w:p>
-            <w:pPr>
-              <w:spacing w:after="0" w:before="0" w:lineRule="auto"/>
-              <w:rPr/>
-            </w:pPr>
-            <w:r>
-              <w:rPr>
-                <w:rtl w:val="0"/>
-              </w:rPr>
-            </w:r>
-          </w:p>
-        </w:tc>
-        <w:tc>
-          <w:tcPr>
-            <w:tcBorders>
-              <w:top w:color="d8d8d8" w:space="0" w:sz="4" w:val="single"/>
-              <w:left w:color="d8d8d8" w:space="0" w:sz="4" w:val="single"/>
-              <w:bottom w:color="d8d8d8" w:space="0" w:sz="4" w:val="single"/>
-              <w:right w:color="d8d8d8" w:space="0" w:sz="4" w:val="single"/>
-            </w:tcBorders>
-            <w:shd w:fill="f5f5f5" w:val="clear"/>
-            <w:tcMar>
-              <w:top w:w="70.0" w:type="dxa"/>
-              <w:left w:w="100.0" w:type="dxa"/>
-              <w:bottom w:w="70.0" w:type="dxa"/>
-              <w:right w:w="70.0" w:type="dxa"/>
-            </w:tcMar>
-            <w:vAlign w:val="center"/>
-          </w:tcPr>
-          <w:p>
-            <w:pPr>
-              <w:spacing w:after="0" w:before="0" w:lineRule="auto"/>
-              <w:rPr/>
-            </w:pPr>
-            <w:r>
-              <w:rPr>
-                <w:rtl w:val="0"/>
-              </w:rPr>
-            </w:r>
-          </w:p>
-        </w:tc>
-        <w:tc>
-          <w:tcPr>
-            <w:tcBorders>
-              <w:top w:color="d8d8d8" w:space="0" w:sz="4" w:val="single"/>
-              <w:left w:color="d8d8d8" w:space="0" w:sz="4" w:val="single"/>
-              <w:bottom w:color="d8d8d8" w:space="0" w:sz="4" w:val="single"/>
-              <w:right w:color="d8d8d8" w:space="0" w:sz="4" w:val="single"/>
-            </w:tcBorders>
-            <w:shd w:fill="f5f5f5" w:val="clear"/>
-            <w:tcMar>
-              <w:top w:w="70.0" w:type="dxa"/>
-              <w:left w:w="100.0" w:type="dxa"/>
-              <w:bottom w:w="70.0" w:type="dxa"/>
-              <w:right w:w="70.0" w:type="dxa"/>
-            </w:tcMar>
-            <w:vAlign w:val="center"/>
-          </w:tcPr>
-          <w:p>
-            <w:pPr>
-              <w:spacing w:after="0" w:before="0" w:lineRule="auto"/>
-              <w:rPr/>
-            </w:pPr>
-            <w:r>
-              <w:rPr>
-                <w:rtl w:val="0"/>
-              </w:rPr>
-            </w:r>
-          </w:p>
-        </w:tc>
-        <w:tc>
-          <w:tcPr>
-            <w:tcBorders>
-              <w:top w:color="d8d8d8" w:space="0" w:sz="4" w:val="single"/>
-              <w:left w:color="d8d8d8" w:space="0" w:sz="4" w:val="single"/>
-              <w:bottom w:color="d8d8d8" w:space="0" w:sz="4" w:val="single"/>
-              <w:right w:color="d8d8d8" w:space="0" w:sz="4" w:val="single"/>
-            </w:tcBorders>
-            <w:shd w:fill="f5f5f5" w:val="clear"/>
-            <w:tcMar>
-              <w:top w:w="70.0" w:type="dxa"/>
-              <w:left w:w="100.0" w:type="dxa"/>
-              <w:bottom w:w="70.0" w:type="dxa"/>
-              <w:right w:w="70.0" w:type="dxa"/>
-            </w:tcMar>
-            <w:vAlign w:val="center"/>
-          </w:tcPr>
-          <w:p>
-            <w:pPr>
-              <w:spacing w:after="0" w:before="0" w:lineRule="auto"/>
-              <w:rPr/>
-            </w:pPr>
-            <w:r>
-              <w:rPr>
-                <w:rtl w:val="0"/>
-              </w:rPr>
-            </w:r>
-          </w:p>
-        </w:tc>
-        <w:tc>
-          <w:tcPr>
-            <w:tcBorders>
-              <w:top w:color="d8d8d8" w:space="0" w:sz="4" w:val="single"/>
-              <w:left w:color="d8d8d8" w:space="0" w:sz="4" w:val="single"/>
-              <w:bottom w:color="d8d8d8" w:space="0" w:sz="4" w:val="single"/>
-              <w:right w:color="d8d8d8" w:space="0" w:sz="4" w:val="single"/>
-            </w:tcBorders>
-            <w:shd w:fill="f5f5f5" w:val="clear"/>
+            <w:shd w:fill="dce6ed" w:val="clear"/>
+            <w:tcMar>
+              <w:top w:w="70.0" w:type="dxa"/>
+              <w:left w:w="100.0" w:type="dxa"/>
+              <w:bottom w:w="70.0" w:type="dxa"/>
+              <w:right w:w="70.0" w:type="dxa"/>
+            </w:tcMar>
+            <w:vAlign w:val="center"/>
+          </w:tcPr>
+          <w:p>
+            <w:pPr>
+              <w:spacing w:after="0" w:before="0" w:lineRule="auto"/>
+              <w:rPr/>
+            </w:pPr>
+            <w:r>
+              <w:rPr>
+                <w:rtl w:val="0"/>
+              </w:rPr>
+            </w:r>
+          </w:p>
+        </w:tc>
+        <w:tc>
+          <w:tcPr>
+            <w:tcBorders>
+              <w:top w:color="d8d8d8" w:space="0" w:sz="4" w:val="single"/>
+              <w:left w:color="d8d8d8" w:space="0" w:sz="4" w:val="single"/>
+              <w:bottom w:color="d8d8d8" w:space="0" w:sz="4" w:val="single"/>
+              <w:right w:color="d8d8d8" w:space="0" w:sz="4" w:val="single"/>
+            </w:tcBorders>
+            <w:shd w:fill="dce6ed" w:val="clear"/>
+            <w:tcMar>
+              <w:top w:w="70.0" w:type="dxa"/>
+              <w:left w:w="100.0" w:type="dxa"/>
+              <w:bottom w:w="70.0" w:type="dxa"/>
+              <w:right w:w="70.0" w:type="dxa"/>
+            </w:tcMar>
+            <w:vAlign w:val="center"/>
+          </w:tcPr>
+          <w:p>
+            <w:pPr>
+              <w:spacing w:after="0" w:before="0" w:lineRule="auto"/>
+              <w:rPr/>
+            </w:pPr>
+            <w:r>
+              <w:rPr>
+                <w:rtl w:val="0"/>
+              </w:rPr>
+            </w:r>
+          </w:p>
+        </w:tc>
+        <w:tc>
+          <w:tcPr>
+            <w:tcBorders>
+              <w:top w:color="d8d8d8" w:space="0" w:sz="4" w:val="single"/>
+              <w:left w:color="d8d8d8" w:space="0" w:sz="4" w:val="single"/>
+              <w:bottom w:color="d8d8d8" w:space="0" w:sz="4" w:val="single"/>
+              <w:right w:color="d8d8d8" w:space="0" w:sz="4" w:val="single"/>
+            </w:tcBorders>
+            <w:shd w:fill="dce6ed" w:val="clear"/>
+            <w:tcMar>
+              <w:top w:w="70.0" w:type="dxa"/>
+              <w:left w:w="100.0" w:type="dxa"/>
+              <w:bottom w:w="70.0" w:type="dxa"/>
+              <w:right w:w="70.0" w:type="dxa"/>
+            </w:tcMar>
+            <w:vAlign w:val="center"/>
+          </w:tcPr>
+          <w:p>
+            <w:pPr>
+              <w:spacing w:after="0" w:before="0" w:lineRule="auto"/>
+              <w:rPr/>
+            </w:pPr>
+            <w:r>
+              <w:rPr>
+                <w:rtl w:val="0"/>
+              </w:rPr>
+            </w:r>
+          </w:p>
+        </w:tc>
+        <w:tc>
+          <w:tcPr>
+            <w:tcBorders>
+              <w:top w:color="d8d8d8" w:space="0" w:sz="4" w:val="single"/>
+              <w:left w:color="d8d8d8" w:space="0" w:sz="4" w:val="single"/>
+              <w:bottom w:color="d8d8d8" w:space="0" w:sz="4" w:val="single"/>
+              <w:right w:color="d8d8d8" w:space="0" w:sz="4" w:val="single"/>
+            </w:tcBorders>
+            <w:shd w:fill="dce6ed" w:val="clear"/>
+            <w:tcMar>
+              <w:top w:w="70.0" w:type="dxa"/>
+              <w:left w:w="100.0" w:type="dxa"/>
+              <w:bottom w:w="70.0" w:type="dxa"/>
+              <w:right w:w="70.0" w:type="dxa"/>
+            </w:tcMar>
+            <w:vAlign w:val="center"/>
+          </w:tcPr>
+          <w:p>
+            <w:pPr>
+              <w:spacing w:after="0" w:before="0" w:lineRule="auto"/>
+              <w:rPr/>
+            </w:pPr>
+            <w:r>
+              <w:rPr>
+                <w:rtl w:val="0"/>
+              </w:rPr>
+            </w:r>
+          </w:p>
+        </w:tc>
+        <w:tc>
+          <w:tcPr>
+            <w:tcBorders>
+              <w:top w:color="d8d8d8" w:space="0" w:sz="4" w:val="single"/>
+              <w:left w:color="d8d8d8" w:space="0" w:sz="4" w:val="single"/>
+              <w:bottom w:color="d8d8d8" w:space="0" w:sz="4" w:val="single"/>
+              <w:right w:color="d8d8d8" w:space="0" w:sz="4" w:val="single"/>
+            </w:tcBorders>
+            <w:shd w:fill="dce6ed" w:val="clear"/>
             <w:tcMar>
               <w:top w:w="70.0" w:type="dxa"/>
               <w:left w:w="100.0" w:type="dxa"/>
@@ -1543,123 +1543,123 @@
               <w:bottom w:color="d8d8d8" w:space="0" w:sz="4" w:val="single"/>
               <w:right w:color="d8d8d8" w:space="0" w:sz="4" w:val="single"/>
             </w:tcBorders>
-            <w:shd w:fill="f5f5f5" w:val="clear"/>
-            <w:tcMar>
-              <w:top w:w="70.0" w:type="dxa"/>
-              <w:left w:w="100.0" w:type="dxa"/>
-              <w:bottom w:w="70.0" w:type="dxa"/>
-              <w:right w:w="70.0" w:type="dxa"/>
-            </w:tcMar>
-            <w:vAlign w:val="center"/>
-          </w:tcPr>
-          <w:p>
-            <w:pPr>
-              <w:spacing w:after="0" w:before="0" w:lineRule="auto"/>
-              <w:rPr/>
-            </w:pPr>
-            <w:r>
-              <w:rPr>
-                <w:rtl w:val="0"/>
-              </w:rPr>
-            </w:r>
-          </w:p>
-        </w:tc>
-        <w:tc>
-          <w:tcPr>
-            <w:tcBorders>
-              <w:top w:color="d8d8d8" w:space="0" w:sz="4" w:val="single"/>
-              <w:left w:color="d8d8d8" w:space="0" w:sz="4" w:val="single"/>
-              <w:bottom w:color="d8d8d8" w:space="0" w:sz="4" w:val="single"/>
-              <w:right w:color="d8d8d8" w:space="0" w:sz="4" w:val="single"/>
-            </w:tcBorders>
-            <w:shd w:fill="f5f5f5" w:val="clear"/>
-            <w:tcMar>
-              <w:top w:w="70.0" w:type="dxa"/>
-              <w:left w:w="100.0" w:type="dxa"/>
-              <w:bottom w:w="70.0" w:type="dxa"/>
-              <w:right w:w="70.0" w:type="dxa"/>
-            </w:tcMar>
-            <w:vAlign w:val="center"/>
-          </w:tcPr>
-          <w:p>
-            <w:pPr>
-              <w:spacing w:after="0" w:before="0" w:lineRule="auto"/>
-              <w:rPr/>
-            </w:pPr>
-            <w:r>
-              <w:rPr>
-                <w:rtl w:val="0"/>
-              </w:rPr>
-            </w:r>
-          </w:p>
-        </w:tc>
-        <w:tc>
-          <w:tcPr>
-            <w:tcBorders>
-              <w:top w:color="d8d8d8" w:space="0" w:sz="4" w:val="single"/>
-              <w:left w:color="d8d8d8" w:space="0" w:sz="4" w:val="single"/>
-              <w:bottom w:color="d8d8d8" w:space="0" w:sz="4" w:val="single"/>
-              <w:right w:color="d8d8d8" w:space="0" w:sz="4" w:val="single"/>
-            </w:tcBorders>
-            <w:shd w:fill="f5f5f5" w:val="clear"/>
-            <w:tcMar>
-              <w:top w:w="70.0" w:type="dxa"/>
-              <w:left w:w="100.0" w:type="dxa"/>
-              <w:bottom w:w="70.0" w:type="dxa"/>
-              <w:right w:w="70.0" w:type="dxa"/>
-            </w:tcMar>
-            <w:vAlign w:val="center"/>
-          </w:tcPr>
-          <w:p>
-            <w:pPr>
-              <w:spacing w:after="0" w:before="0" w:lineRule="auto"/>
-              <w:rPr/>
-            </w:pPr>
-            <w:r>
-              <w:rPr>
-                <w:rtl w:val="0"/>
-              </w:rPr>
-            </w:r>
-          </w:p>
-        </w:tc>
-        <w:tc>
-          <w:tcPr>
-            <w:tcBorders>
-              <w:top w:color="d8d8d8" w:space="0" w:sz="4" w:val="single"/>
-              <w:left w:color="d8d8d8" w:space="0" w:sz="4" w:val="single"/>
-              <w:bottom w:color="d8d8d8" w:space="0" w:sz="4" w:val="single"/>
-              <w:right w:color="d8d8d8" w:space="0" w:sz="4" w:val="single"/>
-            </w:tcBorders>
-            <w:shd w:fill="f5f5f5" w:val="clear"/>
-            <w:tcMar>
-              <w:top w:w="70.0" w:type="dxa"/>
-              <w:left w:w="100.0" w:type="dxa"/>
-              <w:bottom w:w="70.0" w:type="dxa"/>
-              <w:right w:w="70.0" w:type="dxa"/>
-            </w:tcMar>
-            <w:vAlign w:val="center"/>
-          </w:tcPr>
-          <w:p>
-            <w:pPr>
-              <w:spacing w:after="0" w:before="0" w:lineRule="auto"/>
-              <w:rPr/>
-            </w:pPr>
-            <w:r>
-              <w:rPr>
-                <w:rtl w:val="0"/>
-              </w:rPr>
-            </w:r>
-          </w:p>
-        </w:tc>
-        <w:tc>
-          <w:tcPr>
-            <w:tcBorders>
-              <w:top w:color="d8d8d8" w:space="0" w:sz="4" w:val="single"/>
-              <w:left w:color="d8d8d8" w:space="0" w:sz="4" w:val="single"/>
-              <w:bottom w:color="d8d8d8" w:space="0" w:sz="4" w:val="single"/>
-              <w:right w:color="d8d8d8" w:space="0" w:sz="4" w:val="single"/>
-            </w:tcBorders>
-            <w:shd w:fill="f5f5f5" w:val="clear"/>
+            <w:shd w:fill="dce6ed" w:val="clear"/>
+            <w:tcMar>
+              <w:top w:w="70.0" w:type="dxa"/>
+              <w:left w:w="100.0" w:type="dxa"/>
+              <w:bottom w:w="70.0" w:type="dxa"/>
+              <w:right w:w="70.0" w:type="dxa"/>
+            </w:tcMar>
+            <w:vAlign w:val="center"/>
+          </w:tcPr>
+          <w:p>
+            <w:pPr>
+              <w:spacing w:after="0" w:before="0" w:lineRule="auto"/>
+              <w:rPr/>
+            </w:pPr>
+            <w:r>
+              <w:rPr>
+                <w:rtl w:val="0"/>
+              </w:rPr>
+            </w:r>
+          </w:p>
+        </w:tc>
+        <w:tc>
+          <w:tcPr>
+            <w:tcBorders>
+              <w:top w:color="d8d8d8" w:space="0" w:sz="4" w:val="single"/>
+              <w:left w:color="d8d8d8" w:space="0" w:sz="4" w:val="single"/>
+              <w:bottom w:color="d8d8d8" w:space="0" w:sz="4" w:val="single"/>
+              <w:right w:color="d8d8d8" w:space="0" w:sz="4" w:val="single"/>
+            </w:tcBorders>
+            <w:shd w:fill="dce6ed" w:val="clear"/>
+            <w:tcMar>
+              <w:top w:w="70.0" w:type="dxa"/>
+              <w:left w:w="100.0" w:type="dxa"/>
+              <w:bottom w:w="70.0" w:type="dxa"/>
+              <w:right w:w="70.0" w:type="dxa"/>
+            </w:tcMar>
+            <w:vAlign w:val="center"/>
+          </w:tcPr>
+          <w:p>
+            <w:pPr>
+              <w:spacing w:after="0" w:before="0" w:lineRule="auto"/>
+              <w:rPr/>
+            </w:pPr>
+            <w:r>
+              <w:rPr>
+                <w:rtl w:val="0"/>
+              </w:rPr>
+            </w:r>
+          </w:p>
+        </w:tc>
+        <w:tc>
+          <w:tcPr>
+            <w:tcBorders>
+              <w:top w:color="d8d8d8" w:space="0" w:sz="4" w:val="single"/>
+              <w:left w:color="d8d8d8" w:space="0" w:sz="4" w:val="single"/>
+              <w:bottom w:color="d8d8d8" w:space="0" w:sz="4" w:val="single"/>
+              <w:right w:color="d8d8d8" w:space="0" w:sz="4" w:val="single"/>
+            </w:tcBorders>
+            <w:shd w:fill="dce6ed" w:val="clear"/>
+            <w:tcMar>
+              <w:top w:w="70.0" w:type="dxa"/>
+              <w:left w:w="100.0" w:type="dxa"/>
+              <w:bottom w:w="70.0" w:type="dxa"/>
+              <w:right w:w="70.0" w:type="dxa"/>
+            </w:tcMar>
+            <w:vAlign w:val="center"/>
+          </w:tcPr>
+          <w:p>
+            <w:pPr>
+              <w:spacing w:after="0" w:before="0" w:lineRule="auto"/>
+              <w:rPr/>
+            </w:pPr>
+            <w:r>
+              <w:rPr>
+                <w:rtl w:val="0"/>
+              </w:rPr>
+            </w:r>
+          </w:p>
+        </w:tc>
+        <w:tc>
+          <w:tcPr>
+            <w:tcBorders>
+              <w:top w:color="d8d8d8" w:space="0" w:sz="4" w:val="single"/>
+              <w:left w:color="d8d8d8" w:space="0" w:sz="4" w:val="single"/>
+              <w:bottom w:color="d8d8d8" w:space="0" w:sz="4" w:val="single"/>
+              <w:right w:color="d8d8d8" w:space="0" w:sz="4" w:val="single"/>
+            </w:tcBorders>
+            <w:shd w:fill="dce6ed" w:val="clear"/>
+            <w:tcMar>
+              <w:top w:w="70.0" w:type="dxa"/>
+              <w:left w:w="100.0" w:type="dxa"/>
+              <w:bottom w:w="70.0" w:type="dxa"/>
+              <w:right w:w="70.0" w:type="dxa"/>
+            </w:tcMar>
+            <w:vAlign w:val="center"/>
+          </w:tcPr>
+          <w:p>
+            <w:pPr>
+              <w:spacing w:after="0" w:before="0" w:lineRule="auto"/>
+              <w:rPr/>
+            </w:pPr>
+            <w:r>
+              <w:rPr>
+                <w:rtl w:val="0"/>
+              </w:rPr>
+            </w:r>
+          </w:p>
+        </w:tc>
+        <w:tc>
+          <w:tcPr>
+            <w:tcBorders>
+              <w:top w:color="d8d8d8" w:space="0" w:sz="4" w:val="single"/>
+              <w:left w:color="d8d8d8" w:space="0" w:sz="4" w:val="single"/>
+              <w:bottom w:color="d8d8d8" w:space="0" w:sz="4" w:val="single"/>
+              <w:right w:color="d8d8d8" w:space="0" w:sz="4" w:val="single"/>
+            </w:tcBorders>
+            <w:shd w:fill="dce6ed" w:val="clear"/>
             <w:tcMar>
               <w:top w:w="70.0" w:type="dxa"/>
               <w:left w:w="100.0" w:type="dxa"/>
@@ -1847,123 +1847,123 @@
               <w:bottom w:color="d8d8d8" w:space="0" w:sz="4" w:val="single"/>
               <w:right w:color="d8d8d8" w:space="0" w:sz="4" w:val="single"/>
             </w:tcBorders>
-            <w:shd w:fill="f5f5f5" w:val="clear"/>
-            <w:tcMar>
-              <w:top w:w="70.0" w:type="dxa"/>
-              <w:left w:w="100.0" w:type="dxa"/>
-              <w:bottom w:w="70.0" w:type="dxa"/>
-              <w:right w:w="70.0" w:type="dxa"/>
-            </w:tcMar>
-            <w:vAlign w:val="center"/>
-          </w:tcPr>
-          <w:p>
-            <w:pPr>
-              <w:spacing w:after="0" w:before="0" w:lineRule="auto"/>
-              <w:rPr/>
-            </w:pPr>
-            <w:r>
-              <w:rPr>
-                <w:rtl w:val="0"/>
-              </w:rPr>
-            </w:r>
-          </w:p>
-        </w:tc>
-        <w:tc>
-          <w:tcPr>
-            <w:tcBorders>
-              <w:top w:color="d8d8d8" w:space="0" w:sz="4" w:val="single"/>
-              <w:left w:color="d8d8d8" w:space="0" w:sz="4" w:val="single"/>
-              <w:bottom w:color="d8d8d8" w:space="0" w:sz="4" w:val="single"/>
-              <w:right w:color="d8d8d8" w:space="0" w:sz="4" w:val="single"/>
-            </w:tcBorders>
-            <w:shd w:fill="f5f5f5" w:val="clear"/>
-            <w:tcMar>
-              <w:top w:w="70.0" w:type="dxa"/>
-              <w:left w:w="100.0" w:type="dxa"/>
-              <w:bottom w:w="70.0" w:type="dxa"/>
-              <w:right w:w="70.0" w:type="dxa"/>
-            </w:tcMar>
-            <w:vAlign w:val="center"/>
-          </w:tcPr>
-          <w:p>
-            <w:pPr>
-              <w:spacing w:after="0" w:before="0" w:lineRule="auto"/>
-              <w:rPr/>
-            </w:pPr>
-            <w:r>
-              <w:rPr>
-                <w:rtl w:val="0"/>
-              </w:rPr>
-            </w:r>
-          </w:p>
-        </w:tc>
-        <w:tc>
-          <w:tcPr>
-            <w:tcBorders>
-              <w:top w:color="d8d8d8" w:space="0" w:sz="4" w:val="single"/>
-              <w:left w:color="d8d8d8" w:space="0" w:sz="4" w:val="single"/>
-              <w:bottom w:color="d8d8d8" w:space="0" w:sz="4" w:val="single"/>
-              <w:right w:color="d8d8d8" w:space="0" w:sz="4" w:val="single"/>
-            </w:tcBorders>
-            <w:shd w:fill="f5f5f5" w:val="clear"/>
-            <w:tcMar>
-              <w:top w:w="70.0" w:type="dxa"/>
-              <w:left w:w="100.0" w:type="dxa"/>
-              <w:bottom w:w="70.0" w:type="dxa"/>
-              <w:right w:w="70.0" w:type="dxa"/>
-            </w:tcMar>
-            <w:vAlign w:val="center"/>
-          </w:tcPr>
-          <w:p>
-            <w:pPr>
-              <w:spacing w:after="0" w:before="0" w:lineRule="auto"/>
-              <w:rPr/>
-            </w:pPr>
-            <w:r>
-              <w:rPr>
-                <w:rtl w:val="0"/>
-              </w:rPr>
-            </w:r>
-          </w:p>
-        </w:tc>
-        <w:tc>
-          <w:tcPr>
-            <w:tcBorders>
-              <w:top w:color="d8d8d8" w:space="0" w:sz="4" w:val="single"/>
-              <w:left w:color="d8d8d8" w:space="0" w:sz="4" w:val="single"/>
-              <w:bottom w:color="d8d8d8" w:space="0" w:sz="4" w:val="single"/>
-              <w:right w:color="d8d8d8" w:space="0" w:sz="4" w:val="single"/>
-            </w:tcBorders>
-            <w:shd w:fill="f5f5f5" w:val="clear"/>
-            <w:tcMar>
-              <w:top w:w="70.0" w:type="dxa"/>
-              <w:left w:w="100.0" w:type="dxa"/>
-              <w:bottom w:w="70.0" w:type="dxa"/>
-              <w:right w:w="70.0" w:type="dxa"/>
-            </w:tcMar>
-            <w:vAlign w:val="center"/>
-          </w:tcPr>
-          <w:p>
-            <w:pPr>
-              <w:spacing w:after="0" w:before="0" w:lineRule="auto"/>
-              <w:rPr/>
-            </w:pPr>
-            <w:r>
-              <w:rPr>
-                <w:rtl w:val="0"/>
-              </w:rPr>
-            </w:r>
-          </w:p>
-        </w:tc>
-        <w:tc>
-          <w:tcPr>
-            <w:tcBorders>
-              <w:top w:color="d8d8d8" w:space="0" w:sz="4" w:val="single"/>
-              <w:left w:color="d8d8d8" w:space="0" w:sz="4" w:val="single"/>
-              <w:bottom w:color="d8d8d8" w:space="0" w:sz="4" w:val="single"/>
-              <w:right w:color="d8d8d8" w:space="0" w:sz="4" w:val="single"/>
-            </w:tcBorders>
-            <w:shd w:fill="f5f5f5" w:val="clear"/>
+            <w:shd w:fill="dce6ed" w:val="clear"/>
+            <w:tcMar>
+              <w:top w:w="70.0" w:type="dxa"/>
+              <w:left w:w="100.0" w:type="dxa"/>
+              <w:bottom w:w="70.0" w:type="dxa"/>
+              <w:right w:w="70.0" w:type="dxa"/>
+            </w:tcMar>
+            <w:vAlign w:val="center"/>
+          </w:tcPr>
+          <w:p>
+            <w:pPr>
+              <w:spacing w:after="0" w:before="0" w:lineRule="auto"/>
+              <w:rPr/>
+            </w:pPr>
+            <w:r>
+              <w:rPr>
+                <w:rtl w:val="0"/>
+              </w:rPr>
+            </w:r>
+          </w:p>
+        </w:tc>
+        <w:tc>
+          <w:tcPr>
+            <w:tcBorders>
+              <w:top w:color="d8d8d8" w:space="0" w:sz="4" w:val="single"/>
+              <w:left w:color="d8d8d8" w:space="0" w:sz="4" w:val="single"/>
+              <w:bottom w:color="d8d8d8" w:space="0" w:sz="4" w:val="single"/>
+              <w:right w:color="d8d8d8" w:space="0" w:sz="4" w:val="single"/>
+            </w:tcBorders>
+            <w:shd w:fill="dce6ed" w:val="clear"/>
+            <w:tcMar>
+              <w:top w:w="70.0" w:type="dxa"/>
+              <w:left w:w="100.0" w:type="dxa"/>
+              <w:bottom w:w="70.0" w:type="dxa"/>
+              <w:right w:w="70.0" w:type="dxa"/>
+            </w:tcMar>
+            <w:vAlign w:val="center"/>
+          </w:tcPr>
+          <w:p>
+            <w:pPr>
+              <w:spacing w:after="0" w:before="0" w:lineRule="auto"/>
+              <w:rPr/>
+            </w:pPr>
+            <w:r>
+              <w:rPr>
+                <w:rtl w:val="0"/>
+              </w:rPr>
+            </w:r>
+          </w:p>
+        </w:tc>
+        <w:tc>
+          <w:tcPr>
+            <w:tcBorders>
+              <w:top w:color="d8d8d8" w:space="0" w:sz="4" w:val="single"/>
+              <w:left w:color="d8d8d8" w:space="0" w:sz="4" w:val="single"/>
+              <w:bottom w:color="d8d8d8" w:space="0" w:sz="4" w:val="single"/>
+              <w:right w:color="d8d8d8" w:space="0" w:sz="4" w:val="single"/>
+            </w:tcBorders>
+            <w:shd w:fill="dce6ed" w:val="clear"/>
+            <w:tcMar>
+              <w:top w:w="70.0" w:type="dxa"/>
+              <w:left w:w="100.0" w:type="dxa"/>
+              <w:bottom w:w="70.0" w:type="dxa"/>
+              <w:right w:w="70.0" w:type="dxa"/>
+            </w:tcMar>
+            <w:vAlign w:val="center"/>
+          </w:tcPr>
+          <w:p>
+            <w:pPr>
+              <w:spacing w:after="0" w:before="0" w:lineRule="auto"/>
+              <w:rPr/>
+            </w:pPr>
+            <w:r>
+              <w:rPr>
+                <w:rtl w:val="0"/>
+              </w:rPr>
+            </w:r>
+          </w:p>
+        </w:tc>
+        <w:tc>
+          <w:tcPr>
+            <w:tcBorders>
+              <w:top w:color="d8d8d8" w:space="0" w:sz="4" w:val="single"/>
+              <w:left w:color="d8d8d8" w:space="0" w:sz="4" w:val="single"/>
+              <w:bottom w:color="d8d8d8" w:space="0" w:sz="4" w:val="single"/>
+              <w:right w:color="d8d8d8" w:space="0" w:sz="4" w:val="single"/>
+            </w:tcBorders>
+            <w:shd w:fill="dce6ed" w:val="clear"/>
+            <w:tcMar>
+              <w:top w:w="70.0" w:type="dxa"/>
+              <w:left w:w="100.0" w:type="dxa"/>
+              <w:bottom w:w="70.0" w:type="dxa"/>
+              <w:right w:w="70.0" w:type="dxa"/>
+            </w:tcMar>
+            <w:vAlign w:val="center"/>
+          </w:tcPr>
+          <w:p>
+            <w:pPr>
+              <w:spacing w:after="0" w:before="0" w:lineRule="auto"/>
+              <w:rPr/>
+            </w:pPr>
+            <w:r>
+              <w:rPr>
+                <w:rtl w:val="0"/>
+              </w:rPr>
+            </w:r>
+          </w:p>
+        </w:tc>
+        <w:tc>
+          <w:tcPr>
+            <w:tcBorders>
+              <w:top w:color="d8d8d8" w:space="0" w:sz="4" w:val="single"/>
+              <w:left w:color="d8d8d8" w:space="0" w:sz="4" w:val="single"/>
+              <w:bottom w:color="d8d8d8" w:space="0" w:sz="4" w:val="single"/>
+              <w:right w:color="d8d8d8" w:space="0" w:sz="4" w:val="single"/>
+            </w:tcBorders>
+            <w:shd w:fill="dce6ed" w:val="clear"/>
             <w:tcMar>
               <w:top w:w="70.0" w:type="dxa"/>
               <w:left w:w="100.0" w:type="dxa"/>
@@ -2151,7 +2151,7 @@
               <w:bottom w:color="d8d8d8" w:space="0" w:sz="4" w:val="single"/>
               <w:right w:color="d8d8d8" w:space="0" w:sz="4" w:val="single"/>
             </w:tcBorders>
-            <w:shd w:fill="f5f5f5" w:val="clear"/>
+            <w:shd w:fill="dce6ed" w:val="clear"/>
             <w:tcMar>
               <w:top w:w="70.0" w:type="dxa"/>
               <w:left w:w="100.0" w:type="dxa"/>
@@ -2180,7 +2180,7 @@
               <w:bottom w:color="d8d8d8" w:space="0" w:sz="4" w:val="single"/>
               <w:right w:color="d8d8d8" w:space="0" w:sz="4" w:val="single"/>
             </w:tcBorders>
-            <w:shd w:fill="f5f5f5" w:val="clear"/>
+            <w:shd w:fill="dce6ed" w:val="clear"/>
             <w:tcMar>
               <w:top w:w="70.0" w:type="dxa"/>
               <w:left w:w="100.0" w:type="dxa"/>
@@ -2209,7 +2209,7 @@
               <w:bottom w:color="d8d8d8" w:space="0" w:sz="4" w:val="single"/>
               <w:right w:color="d8d8d8" w:space="0" w:sz="4" w:val="single"/>
             </w:tcBorders>
-            <w:shd w:fill="f5f5f5" w:val="clear"/>
+            <w:shd w:fill="dce6ed" w:val="clear"/>
             <w:tcMar>
               <w:top w:w="70.0" w:type="dxa"/>
               <w:left w:w="100.0" w:type="dxa"/>
@@ -2238,7 +2238,7 @@
               <w:bottom w:color="d8d8d8" w:space="0" w:sz="4" w:val="single"/>
               <w:right w:color="d8d8d8" w:space="0" w:sz="4" w:val="single"/>
             </w:tcBorders>
-            <w:shd w:fill="f5f5f5" w:val="clear"/>
+            <w:shd w:fill="dce6ed" w:val="clear"/>
             <w:tcMar>
               <w:top w:w="70.0" w:type="dxa"/>
               <w:left w:w="100.0" w:type="dxa"/>
@@ -2267,7 +2267,7 @@
               <w:bottom w:color="d8d8d8" w:space="0" w:sz="4" w:val="single"/>
               <w:right w:color="d8d8d8" w:space="0" w:sz="4" w:val="single"/>
             </w:tcBorders>
-            <w:shd w:fill="f5f5f5" w:val="clear"/>
+            <w:shd w:fill="dce6ed" w:val="clear"/>
             <w:tcMar>
               <w:top w:w="70.0" w:type="dxa"/>
               <w:left w:w="100.0" w:type="dxa"/>
@@ -2948,7 +2948,7 @@
               <w:bottom w:color="d8d8d8" w:space="0" w:sz="6" w:val="single"/>
               <w:right w:color="d8d8d8" w:space="0" w:sz="6" w:val="single"/>
             </w:tcBorders>
-            <w:shd w:fill="f2f2f2" w:val="clear"/>
+            <w:shd w:fill="dae3eb" w:val="clear"/>
             <w:tcMar>
               <w:top w:w="90.0" w:type="dxa"/>
               <w:left w:w="240.0" w:type="dxa"/>
@@ -3229,7 +3229,7 @@
               <w:bottom w:color="d8d8d8" w:space="0" w:sz="4" w:val="single"/>
               <w:right w:color="d8d8d8" w:space="0" w:sz="4" w:val="single"/>
             </w:tcBorders>
-            <w:shd w:fill="f5f5f5" w:val="clear"/>
+            <w:shd w:fill="dce6ed" w:val="clear"/>
             <w:tcMar>
               <w:top w:w="80.0" w:type="dxa"/>
               <w:left w:w="100.0" w:type="dxa"/>
@@ -3258,7 +3258,7 @@
               <w:bottom w:color="d8d8d8" w:space="0" w:sz="4" w:val="single"/>
               <w:right w:color="d8d8d8" w:space="0" w:sz="4" w:val="single"/>
             </w:tcBorders>
-            <w:shd w:fill="f5f5f5" w:val="clear"/>
+            <w:shd w:fill="dce6ed" w:val="clear"/>
             <w:tcMar>
               <w:top w:w="80.0" w:type="dxa"/>
               <w:left w:w="100.0" w:type="dxa"/>
@@ -3287,7 +3287,7 @@
               <w:bottom w:color="d8d8d8" w:space="0" w:sz="4" w:val="single"/>
               <w:right w:color="d8d8d8" w:space="0" w:sz="4" w:val="single"/>
             </w:tcBorders>
-            <w:shd w:fill="f5f5f5" w:val="clear"/>
+            <w:shd w:fill="dce6ed" w:val="clear"/>
             <w:tcMar>
               <w:top w:w="80.0" w:type="dxa"/>
               <w:left w:w="100.0" w:type="dxa"/>
@@ -3417,7 +3417,7 @@
               <w:bottom w:color="d8d8d8" w:space="0" w:sz="4" w:val="single"/>
               <w:right w:color="d8d8d8" w:space="0" w:sz="4" w:val="single"/>
             </w:tcBorders>
-            <w:shd w:fill="f5f5f5" w:val="clear"/>
+            <w:shd w:fill="dce6ed" w:val="clear"/>
             <w:tcMar>
               <w:top w:w="80.0" w:type="dxa"/>
               <w:left w:w="100.0" w:type="dxa"/>
@@ -3446,7 +3446,7 @@
               <w:bottom w:color="d8d8d8" w:space="0" w:sz="4" w:val="single"/>
               <w:right w:color="d8d8d8" w:space="0" w:sz="4" w:val="single"/>
             </w:tcBorders>
-            <w:shd w:fill="f5f5f5" w:val="clear"/>
+            <w:shd w:fill="dce6ed" w:val="clear"/>
             <w:tcMar>
               <w:top w:w="80.0" w:type="dxa"/>
               <w:left w:w="100.0" w:type="dxa"/>
@@ -3475,7 +3475,7 @@
               <w:bottom w:color="d8d8d8" w:space="0" w:sz="4" w:val="single"/>
               <w:right w:color="d8d8d8" w:space="0" w:sz="4" w:val="single"/>
             </w:tcBorders>
-            <w:shd w:fill="f5f5f5" w:val="clear"/>
+            <w:shd w:fill="dce6ed" w:val="clear"/>
             <w:tcMar>
               <w:top w:w="80.0" w:type="dxa"/>
               <w:left w:w="100.0" w:type="dxa"/>
@@ -3605,7 +3605,7 @@
               <w:bottom w:color="d8d8d8" w:space="0" w:sz="4" w:val="single"/>
               <w:right w:color="d8d8d8" w:space="0" w:sz="4" w:val="single"/>
             </w:tcBorders>
-            <w:shd w:fill="f5f5f5" w:val="clear"/>
+            <w:shd w:fill="dce6ed" w:val="clear"/>
             <w:tcMar>
               <w:top w:w="80.0" w:type="dxa"/>
               <w:left w:w="100.0" w:type="dxa"/>
@@ -3634,7 +3634,7 @@
               <w:bottom w:color="d8d8d8" w:space="0" w:sz="4" w:val="single"/>
               <w:right w:color="d8d8d8" w:space="0" w:sz="4" w:val="single"/>
             </w:tcBorders>
-            <w:shd w:fill="f5f5f5" w:val="clear"/>
+            <w:shd w:fill="dce6ed" w:val="clear"/>
             <w:tcMar>
               <w:top w:w="80.0" w:type="dxa"/>
               <w:left w:w="100.0" w:type="dxa"/>
@@ -3663,7 +3663,7 @@
               <w:bottom w:color="d8d8d8" w:space="0" w:sz="4" w:val="single"/>
               <w:right w:color="d8d8d8" w:space="0" w:sz="4" w:val="single"/>
             </w:tcBorders>
-            <w:shd w:fill="f5f5f5" w:val="clear"/>
+            <w:shd w:fill="dce6ed" w:val="clear"/>
             <w:tcMar>
               <w:top w:w="80.0" w:type="dxa"/>
               <w:left w:w="100.0" w:type="dxa"/>
@@ -3848,7 +3848,7 @@
               <w:bottom w:color="000000" w:space="0" w:sz="0" w:val="nil"/>
               <w:right w:color="000000" w:space="0" w:sz="0" w:val="nil"/>
             </w:tcBorders>
-            <w:shd w:fill="eeeeee" w:val="clear"/>
+            <w:shd w:fill="d6dfe7" w:val="clear"/>
             <w:tcMar>
               <w:top w:w="160.0" w:type="dxa"/>
               <w:left w:w="260.0" w:type="dxa"/>
@@ -4097,7 +4097,7 @@
       <w:rPr/>
       <w:drawing>
         <wp:inline distB="114300" distT="114300" distL="114300" distR="114300">
-          <wp:extent cx="1106897" cy="623888"/>
+          <wp:extent cx="1911049" cy="623888"/>
           <wp:effectExtent b="0" l="0" r="0" t="0"/>
           <wp:docPr id="1" name="image1.png"/>
           <a:graphic>
@@ -4109,7 +4109,7 @@
                 </pic:nvPicPr>
                 <pic:blipFill>
                   <a:blip r:embed="rId1"/>
-                  <a:srcRect b="27972" l="11329" r="12428" t="30420"/>
+                  <a:srcRect b="0" l="0" r="0" t="0"/>
                   <a:stretch>
                     <a:fillRect/>
                   </a:stretch>
@@ -4117,7 +4117,7 @@
                 <pic:spPr>
                   <a:xfrm>
                     <a:off x="0" y="0"/>
-                    <a:ext cx="1106897" cy="623888"/>
+                    <a:ext cx="1911049" cy="623888"/>
                   </a:xfrm>
                   <a:prstGeom prst="rect"/>
                   <a:ln/>
